--- a/05_改修資料/KSM_WEB_002_機能一覧_システム機能一覧_ja_vi.docx
+++ b/05_改修資料/KSM_WEB_002_機能一覧_システム機能一覧_ja_vi.docx
@@ -21223,19 +21223,31 @@
   <w:p>
     <w:pPr>
       <w:pBdr>
-        <w:bottom w:val="single" w:sz="2" w:space="0" w:color="E8A0A4"/>
+        <w:bottom w:val="single" w:sz="8" w:space="4" w:color="C8102E"/>
       </w:pBdr>
-      <w:spacing w:after="80"/>
-      <w:jc w:val="right"/>
+      <w:tabs>
+        <w:tab w:val="right" w:pos="8504"/>
+      </w:tabs>
+      <w:spacing w:after="100"/>
     </w:pPr>
     <w:r>
       <w:rPr>
-        <w:rFonts w:eastAsia="Arial"/>
-        <w:color w:val="666666"/>
-        <w:sz w:val="14"/>
-        <w:szCs w:val="14"/>
+        <w:rFonts w:ascii="BIZ UDPゴシック" w:eastAsia="BIZ UDPゴシック" w:hAnsi="BIZ UDPゴシック" w:cs="BIZ UDPゴシック"/>
+        <w:b/>
+        <w:color w:val="C8102E"/>
+        <w:sz w:val="26"/>
+        <w:szCs w:val="26"/>
       </w:rPr>
-      <w:t>カスミPOS  機能一覧  v1.0</w:t>
+      <w:t>カスミPOS  システム機能一覧</w:t>
+    </w:r>
+    <w:r>
+      <w:rPr>
+        <w:rFonts w:ascii="BIZ UDPゴシック" w:eastAsia="BIZ UDPゴシック" w:hAnsi="BIZ UDPゴシック" w:cs="BIZ UDPゴシック"/>
+        <w:color w:val="888888"/>
+        <w:sz w:val="18"/>
+        <w:szCs w:val="18"/>
+      </w:rPr>
+      <w:t xml:space="preserve">	2026/03/07  KASUMI-POS-FEAT-2026-001</w:t>
     </w:r>
   </w:p>
 </w:hdr>

--- a/05_改修資料/KSM_WEB_002_機能一覧_システム機能一覧_ja_vi.docx
+++ b/05_改修資料/KSM_WEB_002_機能一覧_システム機能一覧_ja_vi.docx
@@ -24,24 +24,7 @@
     </w:p>
     <w:p>
       <w:pPr>
-        <w:spacing w:before="0" w:after="80"/>
-        <w:jc w:val="center"/>
-      </w:pPr>
-      <w:r>
-        <w:rPr>
-          <w:i/>
-          <w:iCs/>
-          <w:color w:val="C8102E"/>
-          <w:rFonts w:ascii="BIZ UDPゴシック" w:hAnsi="BIZ UDPゴシック" w:eastAsia="BIZ UDPゴシック" w:cs="BIZ UDPゴシック"/>
-          <w:sz w:val="40"/>
-          <w:szCs w:val="40"/>
-        </w:rPr>
-        <w:t xml:space="preserve">Hệ thống KASUMI POS</w:t>
-      </w:r>
-    </w:p>
-    <w:p>
-      <w:pPr>
-        <w:spacing w:after="40"/>
+        <w:spacing w:after="40" w:before="0"/>
         <w:jc w:val="center"/>
       </w:pPr>
       <w:r>
@@ -58,17 +41,34 @@
     </w:p>
     <w:p>
       <w:pPr>
-        <w:spacing w:before="0" w:after="80"/>
+        <w:spacing w:before="20" w:after="80"/>
         <w:jc w:val="center"/>
       </w:pPr>
       <w:r>
         <w:rPr>
           <w:i/>
           <w:iCs/>
-          <w:color w:val="C8102E"/>
+          <w:color w:val="888888"/>
           <w:rFonts w:ascii="BIZ UDPゴシック" w:hAnsi="BIZ UDPゴシック" w:eastAsia="BIZ UDPゴシック" w:cs="BIZ UDPゴシック"/>
-          <w:sz w:val="40"/>
-          <w:szCs w:val="40"/>
+          <w:sz w:val="18"/>
+          <w:szCs w:val="18"/>
+        </w:rPr>
+        <w:t xml:space="preserve">Hệ thống KASUMI POS</w:t>
+      </w:r>
+    </w:p>
+    <w:p>
+      <w:pPr>
+        <w:spacing w:before="20" w:after="80"/>
+        <w:jc w:val="center"/>
+      </w:pPr>
+      <w:r>
+        <w:rPr>
+          <w:i/>
+          <w:iCs/>
+          <w:color w:val="888888"/>
+          <w:rFonts w:ascii="BIZ UDPゴシック" w:hAnsi="BIZ UDPゴシック" w:eastAsia="BIZ UDPゴシック" w:cs="BIZ UDPゴシック"/>
+          <w:sz w:val="18"/>
+          <w:szCs w:val="18"/>
         </w:rPr>
         <w:t xml:space="preserve">Danh sách chức năng</w:t>
       </w:r>
@@ -90,17 +90,17 @@
     </w:p>
     <w:p>
       <w:pPr>
-        <w:spacing w:before="0" w:after="80"/>
+        <w:spacing w:before="20" w:after="80"/>
         <w:jc w:val="center"/>
       </w:pPr>
       <w:r>
         <w:rPr>
           <w:i/>
           <w:iCs/>
-          <w:color w:val="C8102E"/>
+          <w:color w:val="888888"/>
           <w:rFonts w:ascii="BIZ UDPゴシック" w:hAnsi="BIZ UDPゴシック" w:eastAsia="BIZ UDPゴシック" w:cs="BIZ UDPゴシック"/>
-          <w:sz w:val="40"/>
-          <w:szCs w:val="40"/>
+          <w:sz w:val="18"/>
+          <w:szCs w:val="18"/>
         </w:rPr>
         <w:t xml:space="preserve">Danh sách toàn bộ chức năng hệ thống và API</w:t>
       </w:r>
@@ -191,8 +191,8 @@
                 <w:iCs/>
                 <w:color w:val="666666"/>
                 <w:rFonts w:ascii="BIZ UDPゴシック" w:hAnsi="BIZ UDPゴシック" w:eastAsia="BIZ UDPゴシック" w:cs="BIZ UDPゴシック"/>
-                <w:sz w:val="32"/>
-                <w:szCs w:val="32"/>
+                <w:sz w:val="16"/>
+                <w:szCs w:val="16"/>
               </w:rPr>
               <w:t xml:space="preserve">Số tài liệu</w:t>
             </w:r>
@@ -265,7 +265,7 @@
                 <w:sz w:val="18"/>
                 <w:szCs w:val="18"/>
               </w:rPr>
-              <w:t>バージョン</w:t>
+              <w:t>作成日</w:t>
             </w:r>
           </w:p>
           <w:p>
@@ -278,10 +278,10 @@
                 <w:iCs/>
                 <w:color w:val="666666"/>
                 <w:rFonts w:ascii="BIZ UDPゴシック" w:hAnsi="BIZ UDPゴシック" w:eastAsia="BIZ UDPゴシック" w:cs="BIZ UDPゴシック"/>
-                <w:sz w:val="32"/>
-                <w:szCs w:val="32"/>
-              </w:rPr>
-              <w:t xml:space="preserve">Phiên bản</w:t>
+                <w:sz w:val="16"/>
+                <w:szCs w:val="16"/>
+              </w:rPr>
+              <w:t xml:space="preserve">Ngày tạo</w:t>
             </w:r>
           </w:p>
         </w:tc>
@@ -310,7 +310,7 @@
                 <w:sz w:val="18"/>
                 <w:szCs w:val="18"/>
               </w:rPr>
-              <w:t>1.0.0</w:t>
+              <w:t>2026年3月7日</w:t>
             </w:r>
           </w:p>
         </w:tc>
@@ -352,7 +352,7 @@
                 <w:sz w:val="18"/>
                 <w:szCs w:val="18"/>
               </w:rPr>
-              <w:t>作成日</w:t>
+              <w:t>対象システム</w:t>
             </w:r>
           </w:p>
           <w:p>
@@ -365,10 +365,10 @@
                 <w:iCs/>
                 <w:color w:val="666666"/>
                 <w:rFonts w:ascii="BIZ UDPゴシック" w:hAnsi="BIZ UDPゴシック" w:eastAsia="BIZ UDPゴシック" w:cs="BIZ UDPゴシック"/>
-                <w:sz w:val="32"/>
-                <w:szCs w:val="32"/>
-              </w:rPr>
-              <w:t xml:space="preserve">Ngày tạo</w:t>
+                <w:sz w:val="16"/>
+                <w:szCs w:val="16"/>
+              </w:rPr>
+              <w:t xml:space="preserve">Hệ thống mục tiêu</w:t>
             </w:r>
           </w:p>
         </w:tc>
@@ -397,7 +397,7 @@
                 <w:sz w:val="18"/>
                 <w:szCs w:val="18"/>
               </w:rPr>
-              <w:t>2026年3月7日</w:t>
+              <w:t>カスミ POSシステム（POS-SERVER）</w:t>
             </w:r>
           </w:p>
         </w:tc>
@@ -439,7 +439,7 @@
                 <w:sz w:val="18"/>
                 <w:szCs w:val="18"/>
               </w:rPr>
-              <w:t>対象システム</w:t>
+              <w:t>機密区分</w:t>
             </w:r>
           </w:p>
           <w:p>
@@ -452,95 +452,8 @@
                 <w:iCs/>
                 <w:color w:val="666666"/>
                 <w:rFonts w:ascii="BIZ UDPゴシック" w:hAnsi="BIZ UDPゴシック" w:eastAsia="BIZ UDPゴシック" w:cs="BIZ UDPゴシック"/>
-                <w:sz w:val="32"/>
-                <w:szCs w:val="32"/>
-              </w:rPr>
-              <w:t xml:space="preserve">Hệ thống mục tiêu</w:t>
-            </w:r>
-          </w:p>
-        </w:tc>
-        <w:tc>
-          <w:tcPr>
-            <w:tcW w:w="4400" w:type="dxa"/>
-            <w:tcBorders>
-              <w:top w:val="single" w:sz="1" w:space="0" w:color="CCCCCC"/>
-              <w:left w:val="single" w:sz="1" w:space="0" w:color="CCCCCC"/>
-              <w:bottom w:val="single" w:sz="1" w:space="0" w:color="CCCCCC"/>
-              <w:right w:val="single" w:sz="1" w:space="0" w:color="CCCCCC"/>
-            </w:tcBorders>
-            <w:shd w:val="clear" w:color="auto" w:fill="FFFFFF"/>
-            <w:tcMar>
-              <w:top w:w="70" w:type="dxa"/>
-              <w:left w:w="120" w:type="dxa"/>
-              <w:bottom w:w="70" w:type="dxa"/>
-              <w:right w:w="120" w:type="dxa"/>
-            </w:tcMar>
-          </w:tcPr>
-          <w:p>
-            <w:r>
-              <w:rPr>
-                <w:rFonts w:eastAsia="Arial"/>
-                <w:color w:val="333333"/>
-                <w:sz w:val="18"/>
-                <w:szCs w:val="18"/>
-              </w:rPr>
-              <w:t>カスミ POSシステム（POS-SERVER）</w:t>
-            </w:r>
-          </w:p>
-        </w:tc>
-      </w:tr>
-      <w:tr>
-        <w:tblPrEx>
-          <w:tblCellMar>
-            <w:top w:w="0" w:type="dxa"/>
-            <w:bottom w:w="0" w:type="dxa"/>
-          </w:tblCellMar>
-        </w:tblPrEx>
-        <w:trPr>
-          <w:jc w:val="center"/>
-        </w:trPr>
-        <w:tc>
-          <w:tcPr>
-            <w:tcW w:w="1600" w:type="dxa"/>
-            <w:tcBorders>
-              <w:top w:val="single" w:sz="1" w:space="0" w:color="CCCCCC"/>
-              <w:left w:val="single" w:sz="1" w:space="0" w:color="CCCCCC"/>
-              <w:bottom w:val="single" w:sz="1" w:space="0" w:color="CCCCCC"/>
-              <w:right w:val="single" w:sz="1" w:space="0" w:color="CCCCCC"/>
-            </w:tcBorders>
-            <w:shd w:val="clear" w:color="auto" w:fill="F5F5F5"/>
-            <w:tcMar>
-              <w:top w:w="70" w:type="dxa"/>
-              <w:left w:w="120" w:type="dxa"/>
-              <w:bottom w:w="70" w:type="dxa"/>
-              <w:right w:w="120" w:type="dxa"/>
-            </w:tcMar>
-          </w:tcPr>
-          <w:p>
-            <w:r>
-              <w:rPr>
-                <w:rFonts w:eastAsia="Arial"/>
-                <w:b/>
-                <w:bCs/>
-                <w:color w:val="333333"/>
-                <w:sz w:val="18"/>
-                <w:szCs w:val="18"/>
-              </w:rPr>
-              <w:t>機密区分</w:t>
-            </w:r>
-          </w:p>
-          <w:p>
-            <w:pPr>
-              <w:spacing w:before="0" w:after="0"/>
-            </w:pPr>
-            <w:r>
-              <w:rPr>
-                <w:i/>
-                <w:iCs/>
-                <w:color w:val="666666"/>
-                <w:rFonts w:ascii="BIZ UDPゴシック" w:hAnsi="BIZ UDPゴシック" w:eastAsia="BIZ UDPゴシック" w:cs="BIZ UDPゴシック"/>
-                <w:sz w:val="32"/>
-                <w:szCs w:val="32"/>
+                <w:sz w:val="16"/>
+                <w:szCs w:val="16"/>
               </w:rPr>
               <w:t xml:space="preserve">Phân loại bảo mật</w:t>
             </w:r>
